--- a/shopping-cart-spring-boot-main/target/classes/templates/docx/doc_8.docx
+++ b/shopping-cart-spring-boot-main/target/classes/templates/docx/doc_8.docx
@@ -480,10 +480,7 @@
       </w:r>
       <w:proofErr w:type="spellStart"/>
       <w:r>
-        <w:t>applicant</w:t>
-      </w:r>
-      <w:r>
-        <w:t>_name</w:t>
+        <w:t>applicant_name</w:t>
       </w:r>
       <w:proofErr w:type="spellEnd"/>
     </w:p>
@@ -1053,31 +1050,7 @@
           <w:cs/>
           <w:lang w:eastAsia="en-GB"/>
         </w:rPr>
-        <w:t xml:space="preserve"> ผล</w:t>
-      </w:r>
-      <w:proofErr w:type="spellStart"/>
-      <w:r>
-        <w:rPr>
-          <w:rFonts w:ascii="TH Sarabun New" w:eastAsia="Times New Roman" w:hAnsi="TH Sarabun New" w:cs="TH Sarabun New" w:hint="cs"/>
-          <w:color w:val="000000" w:themeColor="text1"/>
-          <w:sz w:val="32"/>
-          <w:szCs w:val="32"/>
-          <w:cs/>
-          <w:lang w:eastAsia="en-GB"/>
-        </w:rPr>
-        <w:t>ปรากฎ</w:t>
-      </w:r>
-      <w:proofErr w:type="spellEnd"/>
-      <w:r>
-        <w:rPr>
-          <w:rFonts w:ascii="TH Sarabun New" w:eastAsia="Times New Roman" w:hAnsi="TH Sarabun New" w:cs="TH Sarabun New" w:hint="cs"/>
-          <w:color w:val="000000" w:themeColor="text1"/>
-          <w:sz w:val="32"/>
-          <w:szCs w:val="32"/>
-          <w:cs/>
-          <w:lang w:eastAsia="en-GB"/>
-        </w:rPr>
-        <w:t xml:space="preserve">ว่า ผลการประเมินผลการสอนของท่านอยู่ในระดับ </w:t>
+        <w:t xml:space="preserve"> ผลปรากฎว่า ผลการประเมินผลการสอนของท่านอยู่ในระดับ </w:t>
       </w:r>
       <w:r>
         <w:rPr>
@@ -2053,6 +2026,7 @@
   <w:style w:type="character" w:default="1" w:styleId="DefaultParagraphFont">
     <w:name w:val="Default Paragraph Font"/>
     <w:uiPriority w:val="1"/>
+    <w:semiHidden/>
     <w:unhideWhenUsed/>
   </w:style>
   <w:style w:type="table" w:default="1" w:styleId="TableNormal">
